--- a/tillsyn/A 19439-2024 tillsynsbegäran.docx
+++ b/tillsyn/A 19439-2024 tillsynsbegäran.docx
@@ -779,7 +779,7 @@
     <w:r>
       <w:tab/>
       <w:tab/>
-      <w:t>2026-06-18</w:t>
+      <w:t>2026-06-19</w:t>
       <w:br/>
       <w:br/>
     </w:r>

--- a/tillsyn/A 19439-2024 tillsynsbegäran.docx
+++ b/tillsyn/A 19439-2024 tillsynsbegäran.docx
@@ -779,7 +779,7 @@
     <w:r>
       <w:tab/>
       <w:tab/>
-      <w:t>2026-06-19</w:t>
+      <w:t>2026-06-20</w:t>
       <w:br/>
       <w:br/>
     </w:r>

--- a/tillsyn/A 19439-2024 tillsynsbegäran.docx
+++ b/tillsyn/A 19439-2024 tillsynsbegäran.docx
@@ -12,10 +12,7 @@
     </w:p>
     <w:p>
       <w:r>
-        <w:t>Detta dokument behandlar höga naturvärden i avverkningsanmälan A 19439-2024 i Simrishamns kommun som inkom 2024-05-17 och omfattar 3,1 ha.</w:t>
-      </w:r>
-      <w:r>
-        <w:t xml:space="preserve"> I Figur 1 visas fyndplatser för naturvårdsarter i området, som finns registrerade på Artportalen.</w:t>
+        <w:t>Denna tillsynsbegäran behandlar höga naturvärden i avverkningsanmälan A 19439-2024 i Simrishamns kommun som inkom 2024-05-17 och omfattar 3,1 ha.</w:t>
       </w:r>
     </w:p>
     <w:p>
@@ -25,7 +22,7 @@
       <w:r>
         <w:drawing>
           <wp:inline xmlns:a="http://schemas.openxmlformats.org/drawingml/2006/main" xmlns:pic="http://schemas.openxmlformats.org/drawingml/2006/picture">
-            <wp:extent cx="4788865" cy="5688000"/>
+            <wp:extent cx="4819175" cy="5724000"/>
             <wp:docPr id="1" name="Picture 1"/>
             <wp:cNvGraphicFramePr>
               <a:graphicFrameLocks noChangeAspect="1"/>
@@ -46,7 +43,7 @@
                   <pic:spPr>
                     <a:xfrm>
                       <a:off x="0" y="0"/>
-                      <a:ext cx="4788865" cy="5688000"/>
+                      <a:ext cx="4819175" cy="5724000"/>
                     </a:xfrm>
                     <a:prstGeom prst="rect"/>
                   </pic:spPr>
@@ -63,7 +60,20 @@
         <w:spacing w:after="240"/>
       </w:pPr>
       <w:r>
-        <w:t>Figur 1. Fyndplatser för naturvårdsarter inom 17 meter från avverkningsanmälan (röd linje). Inom parentes anges rödlistekategorier, S för signalarter, Tför typiska arter och fridlysningsparagrafer i artskyddsförordningen.Markörer utan svart kant är placerade på fyndplatsen. Markörer med svart kant är placerade vid sidan av fyndplatsen och har ett svart streck som visar fyndplatsens exakta position. Kartans mittpunktskoordinat är N 6167099, E 444793 i SWEREF 99 TM.</w:t>
+        <w:t>Figur 1. Fyndplatser för naturvårdsarter inom 17 meter från avverkningsanmälan. Markörer utan svart kant är placerade på fyndplatsen. Markörer med svart kant är placerade vid sidan av fyndplatsen har ett svart streck som visar fyndplatsens exakta position. Kartans mittpunktskoordinat är N 6167099, E 444793 i SWEREF 99 TM.</w:t>
+      </w:r>
+    </w:p>
+    <w:p>
+      <w:r>
+        <w:t>Inom 17 meter från avverkningsanmälan finns fynd av 8 naturvårdsarter, varav 3 är rödlistade, 1 är fridlyst, 6 är typiska (T) och 4 är signalarter (S): rosa lundlav (VU, T), bokvårtlav (NT, T), stiftklotterlav (NT, T), guldlockmossa (S, T), lönnlav (S), platt fjädermossa (S, T), trädporella (S, T) och gröngöling (§4). Se Figur 1.</w:t>
+      </w:r>
+    </w:p>
+    <w:p>
+      <w:pPr>
+        <w:pStyle w:val="Heading1"/>
+      </w:pPr>
+      <w:r>
+        <w:t>Tillsynsbegäran</w:t>
       </w:r>
     </w:p>
     <w:p>
@@ -82,61 +92,45 @@
       </w:r>
     </w:p>
     <w:p>
-      <w:r>
-        <w:t>Nedan beskrivs fynd av naturvårdsarter och fridlysta arter som gjorts i det avverkningsanmälda området.</w:t>
-      </w:r>
-    </w:p>
-    <w:p>
       <w:pPr>
         <w:pStyle w:val="Heading1"/>
       </w:pPr>
       <w:r>
-        <w:t>Naturvårdsarter</w:t>
+        <w:t>Naturvårdsarter och fridlysta arter</w:t>
       </w:r>
     </w:p>
     <w:p>
       <w:r>
-        <w:t>Inom 17 meter från avverkningsanmälan har följande 8 naturvårdsarter hittats: rosa lundlav (VU, T), bokvårtlav (NT, T), stiftklotterlav (NT, T), guldlockmossa (S, T), lönnlav (S), platt fjädermossa (S, T), trädporella (S, T) och gröngöling (§4). Av dessa är 3 rödlistade. För rödlistade arter har rödlistekategorin angivits inom parentes. Arter som är signalarter enligt Skogsstyrelsen har markerats med (S). Typiska arter inom Natura 2000 som är kopplade till skogsekosystem har markerats med (T). För fridlysta arter anges även paragrafen i Artskyddsförordningen som arten är fridlyst enligt.</w:t>
+        <w:t>Nedan följer beskrivningar av de naturvårdsarter och fridlysta arter som har sina livsmiljöer och växtplatser i den avverkningsanmälda skogen. De påträffade naturvårdsarterna är ett tydligt kvitto på att det rör sig om en skog med höga naturvärden.</w:t>
       </w:r>
     </w:p>
     <w:p>
       <w:r>
-        <w:t>De påträffade naturvårdsarterna är ett tydligt kvitto på att det rör sig om en skog med höga naturvärden.</w:t>
+        <w:rPr>
+          <w:b/>
+        </w:rPr>
+        <w:t>Rosa lundlav (VU)</w:t>
       </w:r>
-    </w:p>
-    <w:p>
-      <w:pPr>
-        <w:pStyle w:val="Heading2"/>
-      </w:pPr>
       <w:r>
-        <w:t>Fridlysta arter</w:t>
-      </w:r>
-    </w:p>
-    <w:p>
-      <w:r>
-        <w:t>Följande fridlysta arter har sina livsmiljöer och växtplatser i den avverkningsanmälda skogen: gröngöling (§4).</w:t>
-      </w:r>
-    </w:p>
-    <w:p>
-      <w:r>
-        <w:t xml:space="preserve">Observera att medlemsländerna är skyldiga att agera i enlighet med EU:s fågeldirektiv där det uttryckligen står att direktivet gäller för fåglar samt för deras ägg, bon och </w:t>
+        <w:t xml:space="preserve"> växer på ädellövträd i gamla skogar med hög och jämn luftfuktighet och signalerar skyddsvärda ädellövskogar med lång kontinuitet. Minskningstakten uppgår till 30 (20–50) % inom 50 år och överstiger gränsvärdet för Sårbar (VU). Lokaler med rika förekomster bör skyddas. Rosa lundlav är typisk art för </w:t>
       </w:r>
       <w:r>
         <w:rPr>
-          <w:b/>
+          <w:i/>
         </w:rPr>
-        <w:t xml:space="preserve">livsmiljöer </w:t>
+        <w:t xml:space="preserve">9020 Nordlig ädellövskog, 9110 Näringsfattig bokskog, 9130 Näringsrik bokskog </w:t>
       </w:r>
       <w:r>
-        <w:t>(artikel 1). Vidare att de åtgärder som vidtas inte får leda till en försämring av den nuvarande situationen beträffande bevarandet av de fågelarter som avses i artikel 1 (artikel 13). Fågeldirektivet är styrande för tillsynsansvariga myndigheters ärendehantering, ställningstaganden och beslutsfattande.</w:t>
+        <w:t>och</w:t>
       </w:r>
-    </w:p>
-    <w:p>
-      <w:pPr>
-        <w:pStyle w:val="Heading2"/>
-      </w:pPr>
       <w:r>
-        <w:t>Övriga naturvårdsarter</w:t>
+        <w:rPr>
+          <w:i/>
+        </w:rPr>
+        <w:t xml:space="preserve"> 9180 Ädellövskog i branter</w:t>
+      </w:r>
+      <w:r>
+        <w:t xml:space="preserve"> (SLU Artdatabanken, 2024; Nitare &amp; Skogsstyrelsen, 2019).</w:t>
       </w:r>
     </w:p>
     <w:p>
@@ -163,6 +157,35 @@
           <w:i/>
         </w:rPr>
         <w:t>9160 Näringsrik ekskog</w:t>
+      </w:r>
+      <w:r>
+        <w:t xml:space="preserve"> (SLU Artdatabanken, 2024; Nitare &amp; Skogsstyrelsen, 2019).</w:t>
+      </w:r>
+    </w:p>
+    <w:p>
+      <w:r>
+        <w:rPr>
+          <w:b/>
+        </w:rPr>
+        <w:t>Stiftklotterlav (NT)</w:t>
+      </w:r>
+      <w:r>
+        <w:t xml:space="preserve"> är en mycket bra signalart som alltid signalerar skogsområden med höga naturvärden. Den föredrar skog med långvarig kontinuitet av gamla lövträd och permanent hög och jämn luftfuktighet. Arten missgynnas vid avverkning på eller i direkt anslutning till lokalerna. Naturskogsartade ädellövskogsbestånd med rika populationer av laven bör skyddas. Stiftklotterlav är typisk art för </w:t>
+      </w:r>
+      <w:r>
+        <w:rPr>
+          <w:i/>
+        </w:rPr>
+        <w:t xml:space="preserve">9110 Näringsfattig bokskog </w:t>
+      </w:r>
+      <w:r>
+        <w:t>och</w:t>
+      </w:r>
+      <w:r>
+        <w:rPr>
+          <w:i/>
+        </w:rPr>
+        <w:t xml:space="preserve"> 9130 Näringsrik bokskog</w:t>
       </w:r>
       <w:r>
         <w:t xml:space="preserve"> (SLU Artdatabanken, 2024; Nitare &amp; Skogsstyrelsen, 2019).</w:t>
@@ -249,64 +272,6 @@
         <w:rPr>
           <w:b/>
         </w:rPr>
-        <w:t>Rosa lundlav (VU)</w:t>
-      </w:r>
-      <w:r>
-        <w:t xml:space="preserve"> växer på ädellövträd i gamla skogar med hög och jämn luftfuktighet och signalerar skyddsvärda ädellövskogar med lång kontinuitet. Minskningstakten uppgår till 30 (20–50) % inom 50 år och överstiger gränsvärdet för Sårbar (VU). Lokaler med rika förekomster bör skyddas. Rosa lundlav är typisk art för </w:t>
-      </w:r>
-      <w:r>
-        <w:rPr>
-          <w:i/>
-        </w:rPr>
-        <w:t xml:space="preserve">9020 Nordlig ädellövskog, 9110 Näringsfattig bokskog, 9130 Näringsrik bokskog </w:t>
-      </w:r>
-      <w:r>
-        <w:t>och</w:t>
-      </w:r>
-      <w:r>
-        <w:rPr>
-          <w:i/>
-        </w:rPr>
-        <w:t xml:space="preserve"> 9180 Ädellövskog i branter</w:t>
-      </w:r>
-      <w:r>
-        <w:t xml:space="preserve"> (SLU Artdatabanken, 2024; Nitare &amp; Skogsstyrelsen, 2019).</w:t>
-      </w:r>
-    </w:p>
-    <w:p>
-      <w:r>
-        <w:rPr>
-          <w:b/>
-        </w:rPr>
-        <w:t>Stiftklotterlav (NT)</w:t>
-      </w:r>
-      <w:r>
-        <w:t xml:space="preserve"> är en mycket bra signalart som alltid signalerar skogsområden med höga naturvärden. Den föredrar skog med långvarig kontinuitet av gamla lövträd och permanent hög och jämn luftfuktighet. Arten missgynnas vid avverkning på eller i direkt anslutning till lokalerna. Naturskogsartade ädellövskogsbestånd med rika populationer av laven bör skyddas. Stiftklotterlav är typisk art för </w:t>
-      </w:r>
-      <w:r>
-        <w:rPr>
-          <w:i/>
-        </w:rPr>
-        <w:t xml:space="preserve">9110 Näringsfattig bokskog </w:t>
-      </w:r>
-      <w:r>
-        <w:t>och</w:t>
-      </w:r>
-      <w:r>
-        <w:rPr>
-          <w:i/>
-        </w:rPr>
-        <w:t xml:space="preserve"> 9130 Näringsrik bokskog</w:t>
-      </w:r>
-      <w:r>
-        <w:t xml:space="preserve"> (SLU Artdatabanken, 2024; Nitare &amp; Skogsstyrelsen, 2019).</w:t>
-      </w:r>
-    </w:p>
-    <w:p>
-      <w:r>
-        <w:rPr>
-          <w:b/>
-        </w:rPr>
         <w:t xml:space="preserve">Trädporella </w:t>
       </w:r>
       <w:r>
@@ -329,6 +294,28 @@
       </w:r>
       <w:r>
         <w:t>(Nitare &amp; Skogsstyrelsen, 2019; SLU Artdatabanken, 2025).</w:t>
+      </w:r>
+    </w:p>
+    <w:p>
+      <w:pPr>
+        <w:pStyle w:val="Heading1"/>
+      </w:pPr>
+      <w:r>
+        <w:t>EU:s fågeldirektiv</w:t>
+      </w:r>
+    </w:p>
+    <w:p>
+      <w:r>
+        <w:t xml:space="preserve">Europeiska unionens medlemsländer är skyldiga att agera i enlighet med EU:s fågeldirektiv där det uttryckligen står att direktivet gäller för fåglar samt för deras ägg, bon och </w:t>
+      </w:r>
+      <w:r>
+        <w:rPr>
+          <w:b/>
+        </w:rPr>
+        <w:t xml:space="preserve">livsmiljöer </w:t>
+      </w:r>
+      <w:r>
+        <w:t>(artikel 1). Vidare att de åtgärder som vidtas inte får leda till en försämring av den nuvarande situationen beträffande bevarandet av de fågelarter som avses i artikel 1 (artikel 13). Fågeldirektivet är styrande för tillsynsansvariga myndigheters ärendehantering, ställningstaganden och beslutsfattande.</w:t>
       </w:r>
     </w:p>
     <w:p>
@@ -779,7 +766,7 @@
     <w:r>
       <w:tab/>
       <w:tab/>
-      <w:t>2026-06-20</w:t>
+      <w:t>2026-06-21</w:t>
       <w:br/>
       <w:br/>
     </w:r>

--- a/tillsyn/A 19439-2024 tillsynsbegäran.docx
+++ b/tillsyn/A 19439-2024 tillsynsbegäran.docx
@@ -766,7 +766,7 @@
     <w:r>
       <w:tab/>
       <w:tab/>
-      <w:t>2026-06-21</w:t>
+      <w:t>2026-06-22</w:t>
       <w:br/>
       <w:br/>
     </w:r>

--- a/tillsyn/A 19439-2024 tillsynsbegäran.docx
+++ b/tillsyn/A 19439-2024 tillsynsbegäran.docx
@@ -766,7 +766,7 @@
     <w:r>
       <w:tab/>
       <w:tab/>
-      <w:t>2026-06-22</w:t>
+      <w:t>2026-06-23</w:t>
       <w:br/>
       <w:br/>
     </w:r>

--- a/tillsyn/A 19439-2024 tillsynsbegäran.docx
+++ b/tillsyn/A 19439-2024 tillsynsbegäran.docx
@@ -766,7 +766,7 @@
     <w:r>
       <w:tab/>
       <w:tab/>
-      <w:t>2026-06-23</w:t>
+      <w:t>2026-06-24</w:t>
       <w:br/>
       <w:br/>
     </w:r>

--- a/tillsyn/A 19439-2024 tillsynsbegäran.docx
+++ b/tillsyn/A 19439-2024 tillsynsbegäran.docx
@@ -766,7 +766,7 @@
     <w:r>
       <w:tab/>
       <w:tab/>
-      <w:t>2026-06-24</w:t>
+      <w:t>2026-06-25</w:t>
       <w:br/>
       <w:br/>
     </w:r>

--- a/tillsyn/A 19439-2024 tillsynsbegäran.docx
+++ b/tillsyn/A 19439-2024 tillsynsbegäran.docx
@@ -766,7 +766,7 @@
     <w:r>
       <w:tab/>
       <w:tab/>
-      <w:t>2026-06-25</w:t>
+      <w:t>2026-06-26</w:t>
       <w:br/>
       <w:br/>
     </w:r>

--- a/tillsyn/A 19439-2024 tillsynsbegäran.docx
+++ b/tillsyn/A 19439-2024 tillsynsbegäran.docx
@@ -766,7 +766,7 @@
     <w:r>
       <w:tab/>
       <w:tab/>
-      <w:t>2026-06-26</w:t>
+      <w:t>2026-06-27</w:t>
       <w:br/>
       <w:br/>
     </w:r>

--- a/tillsyn/A 19439-2024 tillsynsbegäran.docx
+++ b/tillsyn/A 19439-2024 tillsynsbegäran.docx
@@ -766,7 +766,7 @@
     <w:r>
       <w:tab/>
       <w:tab/>
-      <w:t>2026-06-27</w:t>
+      <w:t>2026-06-28</w:t>
       <w:br/>
       <w:br/>
     </w:r>

--- a/tillsyn/A 19439-2024 tillsynsbegäran.docx
+++ b/tillsyn/A 19439-2024 tillsynsbegäran.docx
@@ -766,7 +766,7 @@
     <w:r>
       <w:tab/>
       <w:tab/>
-      <w:t>2026-06-28</w:t>
+      <w:t>2026-06-29</w:t>
       <w:br/>
       <w:br/>
     </w:r>

--- a/tillsyn/A 19439-2024 tillsynsbegäran.docx
+++ b/tillsyn/A 19439-2024 tillsynsbegäran.docx
@@ -766,7 +766,7 @@
     <w:r>
       <w:tab/>
       <w:tab/>
-      <w:t>2026-06-29</w:t>
+      <w:t>2026-06-30</w:t>
       <w:br/>
       <w:br/>
     </w:r>

--- a/tillsyn/A 19439-2024 tillsynsbegäran.docx
+++ b/tillsyn/A 19439-2024 tillsynsbegäran.docx
@@ -766,7 +766,7 @@
     <w:r>
       <w:tab/>
       <w:tab/>
-      <w:t>2026-06-30</w:t>
+      <w:t>2026-07-01</w:t>
       <w:br/>
       <w:br/>
     </w:r>

--- a/tillsyn/A 19439-2024 tillsynsbegäran.docx
+++ b/tillsyn/A 19439-2024 tillsynsbegäran.docx
@@ -766,7 +766,7 @@
     <w:r>
       <w:tab/>
       <w:tab/>
-      <w:t>2026-07-13</w:t>
+      <w:t>2026-07-14</w:t>
       <w:br/>
       <w:br/>
     </w:r>

--- a/tillsyn/A 19439-2024 tillsynsbegäran.docx
+++ b/tillsyn/A 19439-2024 tillsynsbegäran.docx
@@ -766,7 +766,7 @@
     <w:r>
       <w:tab/>
       <w:tab/>
-      <w:t>2026-07-14</w:t>
+      <w:t>2026-07-15</w:t>
       <w:br/>
       <w:br/>
     </w:r>

--- a/tillsyn/A 19439-2024 tillsynsbegäran.docx
+++ b/tillsyn/A 19439-2024 tillsynsbegäran.docx
@@ -766,7 +766,7 @@
     <w:r>
       <w:tab/>
       <w:tab/>
-      <w:t>2026-07-15</w:t>
+      <w:t>2026-07-16</w:t>
       <w:br/>
       <w:br/>
     </w:r>

--- a/tillsyn/A 19439-2024 tillsynsbegäran.docx
+++ b/tillsyn/A 19439-2024 tillsynsbegäran.docx
@@ -766,7 +766,7 @@
     <w:r>
       <w:tab/>
       <w:tab/>
-      <w:t>2026-07-16</w:t>
+      <w:t>2026-07-17</w:t>
       <w:br/>
       <w:br/>
     </w:r>

--- a/tillsyn/A 19439-2024 tillsynsbegäran.docx
+++ b/tillsyn/A 19439-2024 tillsynsbegäran.docx
@@ -766,7 +766,7 @@
     <w:r>
       <w:tab/>
       <w:tab/>
-      <w:t>2026-07-17</w:t>
+      <w:t>2026-07-18</w:t>
       <w:br/>
       <w:br/>
     </w:r>

--- a/tillsyn/A 19439-2024 tillsynsbegäran.docx
+++ b/tillsyn/A 19439-2024 tillsynsbegäran.docx
@@ -766,7 +766,7 @@
     <w:r>
       <w:tab/>
       <w:tab/>
-      <w:t>2026-07-18</w:t>
+      <w:t>2026-07-19</w:t>
       <w:br/>
       <w:br/>
     </w:r>

--- a/tillsyn/A 19439-2024 tillsynsbegäran.docx
+++ b/tillsyn/A 19439-2024 tillsynsbegäran.docx
@@ -766,7 +766,7 @@
     <w:r>
       <w:tab/>
       <w:tab/>
-      <w:t>2026-07-19</w:t>
+      <w:t>2026-07-20</w:t>
       <w:br/>
       <w:br/>
     </w:r>

--- a/tillsyn/A 19439-2024 tillsynsbegäran.docx
+++ b/tillsyn/A 19439-2024 tillsynsbegäran.docx
@@ -766,7 +766,7 @@
     <w:r>
       <w:tab/>
       <w:tab/>
-      <w:t>2026-07-20</w:t>
+      <w:t>2026-07-21</w:t>
       <w:br/>
       <w:br/>
     </w:r>

--- a/tillsyn/A 19439-2024 tillsynsbegäran.docx
+++ b/tillsyn/A 19439-2024 tillsynsbegäran.docx
@@ -766,7 +766,7 @@
     <w:r>
       <w:tab/>
       <w:tab/>
-      <w:t>2026-07-21</w:t>
+      <w:t>2026-07-22</w:t>
       <w:br/>
       <w:br/>
     </w:r>

--- a/tillsyn/A 19439-2024 tillsynsbegäran.docx
+++ b/tillsyn/A 19439-2024 tillsynsbegäran.docx
@@ -766,7 +766,7 @@
     <w:r>
       <w:tab/>
       <w:tab/>
-      <w:t>2026-07-22</w:t>
+      <w:t>2026-07-23</w:t>
       <w:br/>
       <w:br/>
     </w:r>

--- a/tillsyn/A 19439-2024 tillsynsbegäran.docx
+++ b/tillsyn/A 19439-2024 tillsynsbegäran.docx
@@ -766,7 +766,7 @@
     <w:r>
       <w:tab/>
       <w:tab/>
-      <w:t>2026-07-23</w:t>
+      <w:t>2026-07-24</w:t>
       <w:br/>
       <w:br/>
     </w:r>

--- a/tillsyn/A 19439-2024 tillsynsbegäran.docx
+++ b/tillsyn/A 19439-2024 tillsynsbegäran.docx
@@ -60,7 +60,7 @@
         <w:spacing w:after="240"/>
       </w:pPr>
       <w:r>
-        <w:t>Figur 1. Fyndplatser för naturvårdsarter inom 17 meter från avverkningsanmälan. Markörer utan svart kant är placerade på fyndplatsen. Markörer med svart kant är placerade vid sidan av fyndplatsen har ett svart streck som visar fyndplatsens exakta position. Kartans mittpunktskoordinat är N 6167099, E 444793 i SWEREF 99 TM.</w:t>
+        <w:t>Figur 1. Fyndplatser för naturvårdsarter inom 17 meter från avverkningsanmälan. Markörer utan svart kant är placerade på fyndplatsen. Markörer med svart kant är placerade vid sidan av fyndplatsen och har ett svart streck som visar fyndplatsens exakta position. Kartans mittpunktskoordinat är N 6167099, E 444793 i SWEREF 99 TM.</w:t>
       </w:r>
     </w:p>
     <w:p>
@@ -766,7 +766,7 @@
     <w:r>
       <w:tab/>
       <w:tab/>
-      <w:t>2026-08-14</w:t>
+      <w:t>2026-08-15</w:t>
       <w:br/>
       <w:br/>
     </w:r>

--- a/tillsyn/A 19439-2024 tillsynsbegäran.docx
+++ b/tillsyn/A 19439-2024 tillsynsbegäran.docx
@@ -766,7 +766,7 @@
     <w:r>
       <w:tab/>
       <w:tab/>
-      <w:t>2026-08-15</w:t>
+      <w:t>2026-08-16</w:t>
       <w:br/>
       <w:br/>
     </w:r>

--- a/tillsyn/A 19439-2024 tillsynsbegäran.docx
+++ b/tillsyn/A 19439-2024 tillsynsbegäran.docx
@@ -766,7 +766,7 @@
     <w:r>
       <w:tab/>
       <w:tab/>
-      <w:t>2026-08-16</w:t>
+      <w:t>2026-08-17</w:t>
       <w:br/>
       <w:br/>
     </w:r>

--- a/tillsyn/A 19439-2024 tillsynsbegäran.docx
+++ b/tillsyn/A 19439-2024 tillsynsbegäran.docx
@@ -766,7 +766,7 @@
     <w:r>
       <w:tab/>
       <w:tab/>
-      <w:t>2026-08-17</w:t>
+      <w:t>2026-08-18</w:t>
       <w:br/>
       <w:br/>
     </w:r>

--- a/tillsyn/A 19439-2024 tillsynsbegäran.docx
+++ b/tillsyn/A 19439-2024 tillsynsbegäran.docx
@@ -766,7 +766,7 @@
     <w:r>
       <w:tab/>
       <w:tab/>
-      <w:t>2026-08-18</w:t>
+      <w:t>2026-08-19</w:t>
       <w:br/>
       <w:br/>
     </w:r>

--- a/tillsyn/A 19439-2024 tillsynsbegäran.docx
+++ b/tillsyn/A 19439-2024 tillsynsbegäran.docx
@@ -766,7 +766,7 @@
     <w:r>
       <w:tab/>
       <w:tab/>
-      <w:t>2026-08-19</w:t>
+      <w:t>2026-08-20</w:t>
       <w:br/>
       <w:br/>
     </w:r>

--- a/tillsyn/A 19439-2024 tillsynsbegäran.docx
+++ b/tillsyn/A 19439-2024 tillsynsbegäran.docx
@@ -766,7 +766,7 @@
     <w:r>
       <w:tab/>
       <w:tab/>
-      <w:t>2026-08-20</w:t>
+      <w:t>2026-08-21</w:t>
       <w:br/>
       <w:br/>
     </w:r>

--- a/tillsyn/A 19439-2024 tillsynsbegäran.docx
+++ b/tillsyn/A 19439-2024 tillsynsbegäran.docx
@@ -766,7 +766,7 @@
     <w:r>
       <w:tab/>
       <w:tab/>
-      <w:t>2026-08-21</w:t>
+      <w:t>2026-08-22</w:t>
       <w:br/>
       <w:br/>
     </w:r>

--- a/tillsyn/A 19439-2024 tillsynsbegäran.docx
+++ b/tillsyn/A 19439-2024 tillsynsbegäran.docx
@@ -766,7 +766,7 @@
     <w:r>
       <w:tab/>
       <w:tab/>
-      <w:t>2026-08-22</w:t>
+      <w:t>2026-08-23</w:t>
       <w:br/>
       <w:br/>
     </w:r>

--- a/tillsyn/A 19439-2024 tillsynsbegäran.docx
+++ b/tillsyn/A 19439-2024 tillsynsbegäran.docx
@@ -766,7 +766,7 @@
     <w:r>
       <w:tab/>
       <w:tab/>
-      <w:t>2026-08-23</w:t>
+      <w:t>2026-08-24</w:t>
       <w:br/>
       <w:br/>
     </w:r>

--- a/tillsyn/A 19439-2024 tillsynsbegäran.docx
+++ b/tillsyn/A 19439-2024 tillsynsbegäran.docx
@@ -766,7 +766,7 @@
     <w:r>
       <w:tab/>
       <w:tab/>
-      <w:t>2026-08-24</w:t>
+      <w:t>2026-08-25</w:t>
       <w:br/>
       <w:br/>
     </w:r>

--- a/tillsyn/A 19439-2024 tillsynsbegäran.docx
+++ b/tillsyn/A 19439-2024 tillsynsbegäran.docx
@@ -766,7 +766,7 @@
     <w:r>
       <w:tab/>
       <w:tab/>
-      <w:t>2026-08-25</w:t>
+      <w:t>2026-08-26</w:t>
       <w:br/>
       <w:br/>
     </w:r>

--- a/tillsyn/A 19439-2024 tillsynsbegäran.docx
+++ b/tillsyn/A 19439-2024 tillsynsbegäran.docx
@@ -766,7 +766,7 @@
     <w:r>
       <w:tab/>
       <w:tab/>
-      <w:t>2026-08-26</w:t>
+      <w:t>2026-08-27</w:t>
       <w:br/>
       <w:br/>
     </w:r>

--- a/tillsyn/A 19439-2024 tillsynsbegäran.docx
+++ b/tillsyn/A 19439-2024 tillsynsbegäran.docx
@@ -766,7 +766,7 @@
     <w:r>
       <w:tab/>
       <w:tab/>
-      <w:t>2026-08-27</w:t>
+      <w:t>2026-08-28</w:t>
       <w:br/>
       <w:br/>
     </w:r>

--- a/tillsyn/A 19439-2024 tillsynsbegäran.docx
+++ b/tillsyn/A 19439-2024 tillsynsbegäran.docx
@@ -766,7 +766,7 @@
     <w:r>
       <w:tab/>
       <w:tab/>
-      <w:t>2026-08-28</w:t>
+      <w:t>2026-08-29</w:t>
       <w:br/>
       <w:br/>
     </w:r>

--- a/tillsyn/A 19439-2024 tillsynsbegäran.docx
+++ b/tillsyn/A 19439-2024 tillsynsbegäran.docx
@@ -766,7 +766,7 @@
     <w:r>
       <w:tab/>
       <w:tab/>
-      <w:t>2026-08-29</w:t>
+      <w:t>2026-08-31</w:t>
       <w:br/>
       <w:br/>
     </w:r>

--- a/tillsyn/A 19439-2024 tillsynsbegäran.docx
+++ b/tillsyn/A 19439-2024 tillsynsbegäran.docx
@@ -766,7 +766,7 @@
     <w:r>
       <w:tab/>
       <w:tab/>
-      <w:t>2026-08-31</w:t>
+      <w:t>2026-09-01</w:t>
       <w:br/>
       <w:br/>
     </w:r>

--- a/tillsyn/A 19439-2024 tillsynsbegäran.docx
+++ b/tillsyn/A 19439-2024 tillsynsbegäran.docx
@@ -766,7 +766,7 @@
     <w:r>
       <w:tab/>
       <w:tab/>
-      <w:t>2026-09-01</w:t>
+      <w:t>2026-09-02</w:t>
       <w:br/>
       <w:br/>
     </w:r>

--- a/tillsyn/A 19439-2024 tillsynsbegäran.docx
+++ b/tillsyn/A 19439-2024 tillsynsbegäran.docx
@@ -766,7 +766,7 @@
     <w:r>
       <w:tab/>
       <w:tab/>
-      <w:t>2026-09-02</w:t>
+      <w:t>2026-09-03</w:t>
       <w:br/>
       <w:br/>
     </w:r>

--- a/tillsyn/A 19439-2024 tillsynsbegäran.docx
+++ b/tillsyn/A 19439-2024 tillsynsbegäran.docx
@@ -766,7 +766,7 @@
     <w:r>
       <w:tab/>
       <w:tab/>
-      <w:t>2026-09-03</w:t>
+      <w:t>2026-09-04</w:t>
       <w:br/>
       <w:br/>
     </w:r>

--- a/tillsyn/A 19439-2024 tillsynsbegäran.docx
+++ b/tillsyn/A 19439-2024 tillsynsbegäran.docx
@@ -766,7 +766,7 @@
     <w:r>
       <w:tab/>
       <w:tab/>
-      <w:t>2026-09-04</w:t>
+      <w:t>2026-09-05</w:t>
       <w:br/>
       <w:br/>
     </w:r>

--- a/tillsyn/A 19439-2024 tillsynsbegäran.docx
+++ b/tillsyn/A 19439-2024 tillsynsbegäran.docx
@@ -766,7 +766,7 @@
     <w:r>
       <w:tab/>
       <w:tab/>
-      <w:t>2026-09-05</w:t>
+      <w:t>2026-09-06</w:t>
       <w:br/>
       <w:br/>
     </w:r>

--- a/tillsyn/A 19439-2024 tillsynsbegäran.docx
+++ b/tillsyn/A 19439-2024 tillsynsbegäran.docx
@@ -766,7 +766,7 @@
     <w:r>
       <w:tab/>
       <w:tab/>
-      <w:t>2026-09-06</w:t>
+      <w:t>2026-09-07</w:t>
       <w:br/>
       <w:br/>
     </w:r>

--- a/tillsyn/A 19439-2024 tillsynsbegäran.docx
+++ b/tillsyn/A 19439-2024 tillsynsbegäran.docx
@@ -766,7 +766,7 @@
     <w:r>
       <w:tab/>
       <w:tab/>
-      <w:t>2026-09-07</w:t>
+      <w:t>2026-09-08</w:t>
       <w:br/>
       <w:br/>
     </w:r>

--- a/tillsyn/A 19439-2024 tillsynsbegäran.docx
+++ b/tillsyn/A 19439-2024 tillsynsbegäran.docx
@@ -766,7 +766,7 @@
     <w:r>
       <w:tab/>
       <w:tab/>
-      <w:t>2026-09-08</w:t>
+      <w:t>2026-09-09</w:t>
       <w:br/>
       <w:br/>
     </w:r>

--- a/tillsyn/A 19439-2024 tillsynsbegäran.docx
+++ b/tillsyn/A 19439-2024 tillsynsbegäran.docx
@@ -766,7 +766,7 @@
     <w:r>
       <w:tab/>
       <w:tab/>
-      <w:t>2026-09-09</w:t>
+      <w:t>2026-09-10</w:t>
       <w:br/>
       <w:br/>
     </w:r>

--- a/tillsyn/A 19439-2024 tillsynsbegäran.docx
+++ b/tillsyn/A 19439-2024 tillsynsbegäran.docx
@@ -766,7 +766,7 @@
     <w:r>
       <w:tab/>
       <w:tab/>
-      <w:t>2026-09-10</w:t>
+      <w:t>2026-09-11</w:t>
       <w:br/>
       <w:br/>
     </w:r>

--- a/tillsyn/A 19439-2024 tillsynsbegäran.docx
+++ b/tillsyn/A 19439-2024 tillsynsbegäran.docx
@@ -766,7 +766,7 @@
     <w:r>
       <w:tab/>
       <w:tab/>
-      <w:t>2026-09-11</w:t>
+      <w:t>2026-09-12</w:t>
       <w:br/>
       <w:br/>
     </w:r>
